--- a/README.docx
+++ b/README.docx
@@ -4,7 +4,7 @@
   <w:body>
     <w:sectPr>
       <w:pgSz w:w="12240" w:h="15840" w:orient="portrait"/>
-      <w:pgMar w:top="1000" w:right="1000" w:bottom="1000" w:left="1000" w:header="undefined" w:footer="undefined" w:gutter="undefined"/>
+      <w:pgMar w:top="720" w:right="720" w:bottom="720" w:left="720" w:header="undefined" w:footer="undefined" w:gutter="undefined"/>
     </w:sectPr>
     <w:p>
       <w:pPr>
@@ -22,7 +22,7 @@
       </w:pPr>
       <w:r>
         <w:rPr/>
-        <w:t xml:space="preserve">Helpdesk — Internal Support Ticketing with an AI Layer</w:t>
+        <w:t xml:space="preserve">Internal Support Ticketing with an AI Layer</w:t>
       </w:r>
     </w:p>
     <w:p>
@@ -644,9 +644,9 @@
         <w:jc w:val="center"/>
       </w:tblPr>
       <w:tblGrid>
-        <w:gridCol w:w="3413.3333333333335"/>
-        <w:gridCol w:w="3413.3333333333335"/>
-        <w:gridCol w:w="3413.3333333333335"/>
+        <w:gridCol w:w="3600"/>
+        <w:gridCol w:w="3600"/>
+        <w:gridCol w:w="3600"/>
       </w:tblGrid>
       <w:tr>
         <w:trPr>
@@ -711,9 +711,9 @@
         </w:tc>
       </w:tr>
       <w:tblGrid>
-        <w:gridCol w:w="3413.3333333333335"/>
-        <w:gridCol w:w="3413.3333333333335"/>
-        <w:gridCol w:w="3413.3333333333335"/>
+        <w:gridCol w:w="3600"/>
+        <w:gridCol w:w="3600"/>
+        <w:gridCol w:w="3600"/>
       </w:tblGrid>
       <w:tr>
         <w:trPr>
